--- a/Tables/service_cost_table.docx
+++ b/Tables/service_cost_table.docx
@@ -1026,7 +1026,7 @@
                 <w:szCs w:val="20"/>
                 <w:color w:val="000000"/>
               </w:rPr>
-              <w:t xml:space="preserve">-26.77</w:t>
+              <w:t xml:space="preserve">-26.80</w:t>
             </w:r>
           </w:p>
         </w:tc>
@@ -1081,7 +1081,7 @@
                 <w:szCs w:val="20"/>
                 <w:color w:val="000000"/>
               </w:rPr>
-              <w:t xml:space="preserve">81.62</w:t>
+              <w:t xml:space="preserve">81.65</w:t>
             </w:r>
           </w:p>
         </w:tc>
@@ -1416,7 +1416,7 @@
                 <w:szCs w:val="20"/>
                 <w:color w:val="000000"/>
               </w:rPr>
-              <w:t xml:space="preserve">15.19</w:t>
+              <w:t xml:space="preserve">15.15</w:t>
             </w:r>
           </w:p>
         </w:tc>
@@ -1471,7 +1471,7 @@
                 <w:szCs w:val="20"/>
                 <w:color w:val="000000"/>
               </w:rPr>
-              <w:t xml:space="preserve">107.73</w:t>
+              <w:t xml:space="preserve">107.77</w:t>
             </w:r>
           </w:p>
         </w:tc>
@@ -2586,7 +2586,7 @@
                 <w:szCs w:val="20"/>
                 <w:color w:val="000000"/>
               </w:rPr>
-              <w:t xml:space="preserve">-6.29</w:t>
+              <w:t xml:space="preserve">-6.26</w:t>
             </w:r>
           </w:p>
         </w:tc>
@@ -2641,7 +2641,7 @@
                 <w:szCs w:val="20"/>
                 <w:color w:val="000000"/>
               </w:rPr>
-              <w:t xml:space="preserve">87.52</w:t>
+              <w:t xml:space="preserve">87.49</w:t>
             </w:r>
           </w:p>
         </w:tc>
@@ -2976,7 +2976,7 @@
                 <w:szCs w:val="20"/>
                 <w:color w:val="000000"/>
               </w:rPr>
-              <w:t xml:space="preserve">-68.90</w:t>
+              <w:t xml:space="preserve">-68.96</w:t>
             </w:r>
           </w:p>
         </w:tc>
@@ -3031,7 +3031,7 @@
                 <w:szCs w:val="20"/>
                 <w:color w:val="000000"/>
               </w:rPr>
-              <w:t xml:space="preserve">32.52</w:t>
+              <w:t xml:space="preserve">32.57</w:t>
             </w:r>
           </w:p>
         </w:tc>
@@ -4146,7 +4146,7 @@
                 <w:szCs w:val="20"/>
                 <w:color w:val="000000"/>
               </w:rPr>
-              <w:t xml:space="preserve">50.42</w:t>
+              <w:t xml:space="preserve">50.57</w:t>
             </w:r>
           </w:p>
         </w:tc>
@@ -4201,7 +4201,7 @@
                 <w:szCs w:val="20"/>
                 <w:color w:val="000000"/>
               </w:rPr>
-              <w:t xml:space="preserve">177.65</w:t>
+              <w:t xml:space="preserve">177.50</w:t>
             </w:r>
           </w:p>
         </w:tc>
@@ -4536,7 +4536,7 @@
                 <w:szCs w:val="20"/>
                 <w:color w:val="000000"/>
               </w:rPr>
-              <w:t xml:space="preserve">119.70</w:t>
+              <w:t xml:space="preserve">119.98</w:t>
             </w:r>
           </w:p>
         </w:tc>
@@ -4591,7 +4591,7 @@
                 <w:szCs w:val="20"/>
                 <w:color w:val="000000"/>
               </w:rPr>
-              <w:t xml:space="preserve">245.09</w:t>
+              <w:t xml:space="preserve">244.82</w:t>
             </w:r>
           </w:p>
         </w:tc>
@@ -4926,7 +4926,7 @@
                 <w:szCs w:val="20"/>
                 <w:color w:val="000000"/>
               </w:rPr>
-              <w:t xml:space="preserve">346.80</w:t>
+              <w:t xml:space="preserve">347.28</w:t>
             </w:r>
           </w:p>
         </w:tc>
@@ -4981,7 +4981,7 @@
                 <w:szCs w:val="20"/>
                 <w:color w:val="000000"/>
               </w:rPr>
-              <w:t xml:space="preserve">518.88</w:t>
+              <w:t xml:space="preserve">518.41</w:t>
             </w:r>
           </w:p>
         </w:tc>
@@ -6096,7 +6096,7 @@
                 <w:szCs w:val="20"/>
                 <w:color w:val="000000"/>
               </w:rPr>
-              <w:t xml:space="preserve">-29.30</w:t>
+              <w:t xml:space="preserve">-29.41</w:t>
             </w:r>
           </w:p>
         </w:tc>
@@ -6151,7 +6151,7 @@
                 <w:szCs w:val="20"/>
                 <w:color w:val="000000"/>
               </w:rPr>
-              <w:t xml:space="preserve">63.78</w:t>
+              <w:t xml:space="preserve">63.89</w:t>
             </w:r>
           </w:p>
         </w:tc>
@@ -6486,7 +6486,7 @@
                 <w:szCs w:val="20"/>
                 <w:color w:val="000000"/>
               </w:rPr>
-              <w:t xml:space="preserve">75.35</w:t>
+              <w:t xml:space="preserve">75.49</w:t>
             </w:r>
           </w:p>
         </w:tc>
@@ -6541,7 +6541,7 @@
                 <w:szCs w:val="20"/>
                 <w:color w:val="000000"/>
               </w:rPr>
-              <w:t xml:space="preserve">172.73</w:t>
+              <w:t xml:space="preserve">172.59</w:t>
             </w:r>
           </w:p>
         </w:tc>
@@ -7656,7 +7656,7 @@
                 <w:szCs w:val="20"/>
                 <w:color w:val="000000"/>
               </w:rPr>
-              <w:t xml:space="preserve">-19.46</w:t>
+              <w:t xml:space="preserve">-19.19</w:t>
             </w:r>
           </w:p>
         </w:tc>
@@ -7711,7 +7711,7 @@
                 <w:szCs w:val="20"/>
                 <w:color w:val="000000"/>
               </w:rPr>
-              <w:t xml:space="preserve">73.65</w:t>
+              <w:t xml:space="preserve">73.38</w:t>
             </w:r>
           </w:p>
         </w:tc>
@@ -8046,7 +8046,7 @@
                 <w:szCs w:val="20"/>
                 <w:color w:val="000000"/>
               </w:rPr>
-              <w:t xml:space="preserve">-51.21</w:t>
+              <w:t xml:space="preserve">-51.12</w:t>
             </w:r>
           </w:p>
         </w:tc>
@@ -8101,7 +8101,7 @@
                 <w:szCs w:val="20"/>
                 <w:color w:val="000000"/>
               </w:rPr>
-              <w:t xml:space="preserve">38.89</w:t>
+              <w:t xml:space="preserve">38.80</w:t>
             </w:r>
           </w:p>
         </w:tc>
@@ -9216,7 +9216,7 @@
                 <w:szCs w:val="20"/>
                 <w:color w:val="000000"/>
               </w:rPr>
-              <w:t xml:space="preserve">41.53</w:t>
+              <w:t xml:space="preserve">41.52</w:t>
             </w:r>
           </w:p>
         </w:tc>
@@ -9271,7 +9271,7 @@
                 <w:szCs w:val="20"/>
                 <w:color w:val="000000"/>
               </w:rPr>
-              <w:t xml:space="preserve">143.12</w:t>
+              <w:t xml:space="preserve">143.13</w:t>
             </w:r>
           </w:p>
         </w:tc>
@@ -9606,7 +9606,7 @@
                 <w:szCs w:val="20"/>
                 <w:color w:val="000000"/>
               </w:rPr>
-              <w:t xml:space="preserve">94.69</w:t>
+              <w:t xml:space="preserve">94.74</w:t>
             </w:r>
           </w:p>
         </w:tc>
@@ -9661,7 +9661,7 @@
                 <w:szCs w:val="20"/>
                 <w:color w:val="000000"/>
               </w:rPr>
-              <w:t xml:space="preserve">209.52</w:t>
+              <w:t xml:space="preserve">209.48</w:t>
             </w:r>
           </w:p>
         </w:tc>
